--- a/M158/Projekt/M158_Dokumentation_LB2_DAD.docx
+++ b/M158/Projekt/M158_Dokumentation_LB2_DAD.docx
@@ -159,7 +159,13 @@
         <w:rPr>
           <w:lang w:val="de-DE"/>
         </w:rPr>
-        <w:t>05.05.2026 – Überblick verschaffen</w:t>
+        <w:t xml:space="preserve">05.05.2026 – </w:t>
+      </w:r>
+      <w:r>
+        <w:rPr>
+          <w:lang w:val="de-DE"/>
+        </w:rPr>
+        <w:t>?</w:t>
       </w:r>
     </w:p>
     <w:p>

--- a/M158/Projekt/M158_Dokumentation_LB2_DAD.docx
+++ b/M158/Projekt/M158_Dokumentation_LB2_DAD.docx
@@ -159,14 +159,219 @@
         <w:rPr>
           <w:lang w:val="de-DE"/>
         </w:rPr>
-        <w:t xml:space="preserve">05.05.2026 – </w:t>
-      </w:r>
-      <w:r>
-        <w:rPr>
-          <w:lang w:val="de-DE"/>
-        </w:rPr>
-        <w:t>?</w:t>
-      </w:r>
+        <w:t>05.05.2026</w:t>
+      </w:r>
+    </w:p>
+    <w:p>
+      <w:pPr>
+        <w:rPr>
+          <w:lang w:val="de-DE"/>
+        </w:rPr>
+      </w:pPr>
+      <w:r>
+        <w:rPr>
+          <w:lang w:val="de-DE"/>
+        </w:rPr>
+        <w:t>Gab bei Registieren bei GutLab (ist bei diesem Projekt erforderlich) die Fehlermeldung 500. Registration wird später erneut versucht</w:t>
+      </w:r>
+    </w:p>
+    <w:p>
+      <w:r>
+        <w:rPr>
+          <w:lang w:val="de-DE"/>
+        </w:rPr>
+        <w:t xml:space="preserve">Verzögerungen beim finden des Links, um die nötige Applikation von der zu migrierende Webseite </w:t>
+      </w:r>
+      <w:hyperlink r:id="rId5" w:history="1">
+        <w:r>
+          <w:rPr>
+            <w:rStyle w:val="Hyperlink"/>
+          </w:rPr>
+          <w:t>https://m158.geekz.ch/</w:t>
+        </w:r>
+      </w:hyperlink>
+      <w:r>
+        <w:t xml:space="preserve"> heruntergeladen werden kann.</w:t>
+      </w:r>
+    </w:p>
+    <w:p>
+      <w:pPr>
+        <w:rPr>
+          <w:lang w:val="de-DE"/>
+        </w:rPr>
+      </w:pPr>
+      <w:r>
+        <w:rPr>
+          <w:lang w:val="de-DE"/>
+        </w:rPr>
+        <w:t xml:space="preserve">Um mit grossen Datenmengen zu arbeiten können wird unter </w:t>
+      </w:r>
+      <w:hyperlink r:id="rId6" w:history="1">
+        <w:r>
+          <w:rPr>
+            <w:rStyle w:val="Hyperlink"/>
+            <w:lang w:val="de-DE"/>
+          </w:rPr>
+          <w:t>https://filezilla-project.org/</w:t>
+        </w:r>
+      </w:hyperlink>
+      <w:r>
+        <w:rPr>
+          <w:lang w:val="de-DE"/>
+        </w:rPr>
+        <w:t xml:space="preserve"> die Applikation Filezilla heruntergeladen und anschliessend installiert.</w:t>
+      </w:r>
+    </w:p>
+    <w:p>
+      <w:pPr>
+        <w:rPr>
+          <w:lang w:val="de-DE"/>
+        </w:rPr>
+      </w:pPr>
+      <w:r>
+        <w:rPr>
+          <w:lang w:val="de-DE"/>
+        </w:rPr>
+        <w:t>Installation wurde durch Windows Defender verhindert. Mit Verdacht auf Virus oder schädlicher Software. Meldung siehe Screenshot</w:t>
+      </w:r>
+      <w:r>
+        <w:rPr>
+          <w:lang w:val="de-DE"/>
+        </w:rPr>
+        <w:t>,</w:t>
+      </w:r>
+    </w:p>
+    <w:p>
+      <w:pPr>
+        <w:rPr>
+          <w:lang w:val="de-DE"/>
+        </w:rPr>
+      </w:pPr>
+      <w:r>
+        <w:rPr>
+          <w:lang w:val="de-DE"/>
+        </w:rPr>
+        <w:drawing>
+          <wp:inline distT="0" distB="0" distL="0" distR="0" wp14:anchorId="7EAC9D0A" wp14:editId="3F1184DD">
+            <wp:extent cx="5283472" cy="1809843"/>
+            <wp:effectExtent l="0" t="0" r="0" b="0"/>
+            <wp:docPr id="1230827354" name="Grafik 1"/>
+            <wp:cNvGraphicFramePr>
+              <a:graphicFrameLocks xmlns:a="http://schemas.openxmlformats.org/drawingml/2006/main" noChangeAspect="1"/>
+            </wp:cNvGraphicFramePr>
+            <a:graphic xmlns:a="http://schemas.openxmlformats.org/drawingml/2006/main">
+              <a:graphicData uri="http://schemas.openxmlformats.org/drawingml/2006/picture">
+                <pic:pic xmlns:pic="http://schemas.openxmlformats.org/drawingml/2006/picture">
+                  <pic:nvPicPr>
+                    <pic:cNvPr id="1230827354" name=""/>
+                    <pic:cNvPicPr/>
+                  </pic:nvPicPr>
+                  <pic:blipFill>
+                    <a:blip r:embed="rId7"/>
+                    <a:stretch>
+                      <a:fillRect/>
+                    </a:stretch>
+                  </pic:blipFill>
+                  <pic:spPr>
+                    <a:xfrm>
+                      <a:off x="0" y="0"/>
+                      <a:ext cx="5283472" cy="1809843"/>
+                    </a:xfrm>
+                    <a:prstGeom prst="rect">
+                      <a:avLst/>
+                    </a:prstGeom>
+                  </pic:spPr>
+                </pic:pic>
+              </a:graphicData>
+            </a:graphic>
+          </wp:inline>
+        </w:drawing>
+      </w:r>
+    </w:p>
+    <w:p>
+      <w:pPr>
+        <w:rPr>
+          <w:lang w:val="de-DE"/>
+        </w:rPr>
+      </w:pPr>
+      <w:r>
+        <w:rPr>
+          <w:lang w:val="de-DE"/>
+        </w:rPr>
+        <w:t xml:space="preserve">FileZilla wurde über </w:t>
+      </w:r>
+      <w:hyperlink r:id="rId8" w:history="1">
+        <w:r>
+          <w:rPr>
+            <w:rStyle w:val="Hyperlink"/>
+            <w:lang w:val="de-DE"/>
+          </w:rPr>
+          <w:t>https://sourceforge.net/projects/filezilla/</w:t>
+        </w:r>
+      </w:hyperlink>
+      <w:r>
+        <w:rPr>
+          <w:lang w:val="de-DE"/>
+        </w:rPr>
+        <w:t xml:space="preserve"> erneut heruntergeladen. Nun hat es funktioniert.</w:t>
+      </w:r>
+    </w:p>
+    <w:p>
+      <w:pPr>
+        <w:rPr>
+          <w:lang w:val="de-DE"/>
+        </w:rPr>
+      </w:pPr>
+      <w:r>
+        <w:rPr>
+          <w:lang w:val="de-DE"/>
+        </w:rPr>
+        <w:t xml:space="preserve">Anmeldung mit den Anmeldedaten aus GitLab zum Server über FileZilla durchgeführt. Jetzt </w:t>
+      </w:r>
+      <w:r>
+        <w:rPr>
+          <w:lang w:val="de-DE"/>
+        </w:rPr>
+        <w:t>konnten</w:t>
+      </w:r>
+      <w:r>
+        <w:rPr>
+          <w:lang w:val="de-DE"/>
+        </w:rPr>
+        <w:t xml:space="preserve"> die auf dem Server enthaltene Datei</w:t>
+      </w:r>
+      <w:r>
+        <w:rPr>
+          <w:lang w:val="de-DE"/>
+        </w:rPr>
+        <w:t>en</w:t>
+      </w:r>
+      <w:r>
+        <w:rPr>
+          <w:lang w:val="de-DE"/>
+        </w:rPr>
+        <w:t xml:space="preserve"> (ZIP-File) auf den Laptop kopiert werden.</w:t>
+      </w:r>
+    </w:p>
+    <w:p>
+      <w:pPr>
+        <w:rPr>
+          <w:lang w:val="de-DE"/>
+        </w:rPr>
+      </w:pPr>
+      <w:r>
+        <w:rPr>
+          <w:lang w:val="de-DE"/>
+        </w:rPr>
+        <w:t>Gitlab eingerichtet.</w:t>
+      </w:r>
+    </w:p>
+    <w:p>
+      <w:pPr>
+        <w:rPr>
+          <w:lang w:val="de-DE"/>
+        </w:rPr>
+      </w:pPr>
     </w:p>
     <w:p>
       <w:pPr>
@@ -1115,7 +1320,6 @@
   <w:style w:type="character" w:default="1" w:styleId="Absatz-Standardschriftart">
     <w:name w:val="Default Paragraph Font"/>
     <w:uiPriority w:val="1"/>
-    <w:semiHidden/>
     <w:unhideWhenUsed/>
   </w:style>
   <w:style w:type="table" w:default="1" w:styleId="NormaleTabelle">
@@ -1466,6 +1670,29 @@
       <w:smallCaps/>
       <w:color w:val="0F4761" w:themeColor="accent1" w:themeShade="BF"/>
       <w:spacing w:val="5"/>
+    </w:rPr>
+  </w:style>
+  <w:style w:type="character" w:styleId="Hyperlink">
+    <w:name w:val="Hyperlink"/>
+    <w:basedOn w:val="Absatz-Standardschriftart"/>
+    <w:uiPriority w:val="99"/>
+    <w:unhideWhenUsed/>
+    <w:rsid w:val="006130FF"/>
+    <w:rPr>
+      <w:color w:val="467886" w:themeColor="hyperlink"/>
+      <w:u w:val="single"/>
+    </w:rPr>
+  </w:style>
+  <w:style w:type="character" w:styleId="NichtaufgelsteErwhnung">
+    <w:name w:val="Unresolved Mention"/>
+    <w:basedOn w:val="Absatz-Standardschriftart"/>
+    <w:uiPriority w:val="99"/>
+    <w:semiHidden/>
+    <w:unhideWhenUsed/>
+    <w:rsid w:val="006130FF"/>
+    <w:rPr>
+      <w:color w:val="605E5C"/>
+      <w:shd w:val="clear" w:color="auto" w:fill="E1DFDD"/>
     </w:rPr>
   </w:style>
 </w:styles>
